--- a/ind/docx/40.content.docx
+++ b/ind/docx/40.content.docx
@@ -11,6 +11,15 @@
         <w:pStyle w:val="Heading2"/>
       </w:pPr>
       <w:r>
+        <w:t>Resource: Catatan Studi (Tyndale)</w:t>
+      </w:r>
+      <w:r/>
+    </w:p>
+    <w:p>
+      <w:pPr>
+        <w:pStyle w:val="Heading2"/>
+      </w:pPr>
+      <w:r>
         <w:t>License Information</w:t>
       </w:r>
       <w:r/>
@@ -21,7 +30,7 @@
         <w:rPr>
           <w:b/>
         </w:rPr>
-        <w:t>Study Notes (Tyndale)</w:t>
+        <w:t>Catatan Studi (Tyndale)</w:t>
       </w:r>
       <w:r>
         <w:t xml:space="preserve"> (Indonesian) is based on</w:t>
@@ -74,7 +83,7 @@
         <w:pStyle w:val="Heading1"/>
       </w:pPr>
       <w:r>
-        <w:t>Study Notes (Tyndale)</w:t>
+        <w:t>Catatan Studi (Tyndale)</w:t>
       </w:r>
     </w:p>
     <w:p>
@@ -83,6 +92,51 @@
           <w:headerReference w:type="even" r:id="rId8"/>
           <w:headerReference w:type="default" r:id="rId9"/>
           <w:footerReference w:type="default" r:id="rId10"/>
+          <w:footnotePr>
+            <w:numRestart w:val="eachSect"/>
+          </w:footnotePr>
+          <w:type w:val="continuous"/>
+          <w:pgSz w:w="12240" w:h="15840" w:code="1"/>
+          <w:pgMar w:top="1440" w:right="1440" w:bottom="1440" w:left="1440" w:header="504" w:footer="504" w:gutter="0"/>
+          <w:cols w:space="708"/>
+          <w:titlePg/>
+          <w:docGrid w:linePitch="360"/>
+        </w:sectPr>
+      </w:pPr>
+    </w:p>
+    <w:p>
+      <w:r/>
+    </w:p>
+    <w:p>
+      <w:pPr>
+        <w:pStyle w:val="Heading2"/>
+      </w:pPr>
+      <w:r>
+        <w:t>MAT</w:t>
+      </w:r>
+      <w:r/>
+    </w:p>
+    <w:p>
+      <w:r/>
+      <w:r>
+        <w:rPr>
+          <w:i/>
+        </w:rPr>
+        <w:t>Matius 1:1, Matius 1:1–2.23, Matius 1:5, Matius 1:7, Matius 1:8, Matius 1:11, Matius 1:12, Matius 1:12–16, Matius 1:16, Matius 1:17, Matius 1:18, Matius 1:19, Matius 1:20, Matius 1:21, Matius 1:22–23, Matius 1:25, Matius 2:1, Matius 2:1–2, Matius 2:2, Matius 2:3, Matius 2:4, Matius 2:6, Matius 2:8–10, Matius 2:11, Matius 2:13–15, Matius 2:15, Matius 2:16, Matius 2:18, Matius 2:19, Matius 2:20–21, Matius 2:22, Matius 2:23, Matius 3:1, Matius 3:2, Matius 3:3, Matius 3:4, Matius 3:5–6, Matius 3:7, Matius 3:8, Matius 3:9, Matius 3:11, Matius 3:12, Matius 3:14, Matius 3:15, Matius 3:16, Matius 3:17, Matius 4:1, Matius 4:1–11, Matius 4:2, Matius 4:3–4, Matius 4:5–7, Matius 4:7, Matius 4:8–9, Matius 4:11, Matius 4:12, Matius 4:12–11.1, Matius 4:13, Matius 4:17, Matius 4:18, Matius 4:18–22, Matius 4:19, Matius 4:20–22, Matius 4:23, Matius 4:23–25, Matius 4:24–25, Matius 5:1–7.29, Matius 5:3, Matius 5:4, Matius 5:5, Matius 5:6, Matius 5:7, Matius 5:8, Matius 5:9, Matius 5:10–11, Matius 5:12, Matius 5:13, Matius 5:13–16, Matius 5:14, Matius 5:16, Matius 5:17, Matius 5:19, Matius 5:20, Matius 5:21, Matius 5:21–47, Matius 5:22, Matius 5:23–26, Matius 5:27–30, Matius 5:29, Matius 5:29–30, Matius 5:31, Matius 5:31–32, Matius 5:32, Matius 5:33–37, Matius 5:38–42, Matius 5:41, Matius 5:42, Matius 5:43–47, Matius 5:45, Matius 5:47, Matius 5:48, Matius 6:1, Matius 6:2, Matius 6:4, Matius 6:5, Matius 6:6, Matius 6:7–8, Matius 6:9, Matius 6:9–13, Matius 6:10, Matius 6:11, Matius 6:12, Matius 6:13, Matius 6:16, Matius 6:20, Matius 6:22, Matius 6:24, Matius 6:25–34, Matius 6:26, Matius 6:30, Matius 6:32, Matius 6:33, Matius 7:1, Matius 7:3–5, Matius 7:6, Matius 7:7–8, Matius 7:12, Matius 7:13, Matius 7:13–27, Matius 7:14, Matius 7:15–20, Matius 7:16–17, Matius 7:18, Matius 7:21, Matius 7:22, Matius 7:23, Matius 7:24, Matius 7:24–27, Matius 7:25–27, Matius 7:28–29, Matius 8:1–9.34, Matius 8:2, Matius 8:3, Matius 8:4, Matius 8:5, Matius 8:5–13, Matius 8:7, Matius 8:8–10, Matius 8:11–12, Matius 8:16, Matius 8:16–17, Matius 8:17, Matius 8:18–22, Matius 8:19, Matius 8:20, Matius 8:21, Matius 8:22, Matius 8:23–27, Matius 8:24, Matius 8:27, Matius 8:28, Matius 8:28–34, Matius 8:29, Matius 8:31, Matius 8:32, Matius 8:34, Matius 9:1, Matius 9:1–17, Matius 9:3, Matius 9:5, Matius 9:6, Matius 9:8, Matius 9:9, Matius 9:9–13, Matius 9:10, Matius 9:13, Matius 9:14, Matius 9:15, Matius 9:16–17, Matius 9:18, Matius 9:18–34, Matius 9:20, Matius 9:22, Matius 9:23, Matius 9:24, Matius 9:27, Matius 9:28, Matius 9:32, Matius 9:32–34, Matius 9:35, Matius 9:35–11.1, Matius 9:36, Matius 9:37–38, Matius 10:1, Matthew 10:2, Matthew 10:2–4, Matius 10:3, Matius 10:4, Matthew 10:5, Matthew 10:6, Matius 10:7–8, Matius 10:8, Matius 10:9–10, Matius 10:12, Matius 10:13, Matius 10:14, Matius 10:15, Matius 10:16, Matius 10:19–20, Matthew 10:21–22, Matius 10:23, Matius 10:25, Matius 10:28, Matius 10:29–31, Matius 10:32–33, Matius 10:34, Matius 10:34–39, Matius 10:37–39, Matius 10:41, Matius 10:42, Matius 11:2, Matius 11:2–19, Matius 11:2–20.34, Matius 11:5, Matius 11:6, Matius 11:7, Matius 11:11, Matius 11:12, Matius 11:14–15, Matius 11:16–19, Matius 11:18–19, Matius 11:20–24, Matius 11:21–24, Matius 11:23, Matius 11:25, Matius 11:25–30, Matius 11:27, Matius 11:28, Matius 11:29–30, Matius 12:1, Matius 12:1–8, Matius 12:1–14, Matius 12:3–4, Matius 12:3–7, Matius 12:5–6, Matius 12:7, Matius 12:8, Matius 12:9, Matius 12:9–14, Matius 12:10, Matius 12:11–12, Matius 12:15–21, Matius 12:18, Matius 12:20, Matius 12:22–45, Matius 12:23, Matius 12:24, Matius 12:26, Matius 12:27, Matius 12:28, Matius 12:29, Matius 12:31, Matius 12:32, Matius 12:33–37, Matius 12:36–37, Matius 12:38, Matius 12:39–40, Matius 12:41–42, Matius 12:42, Matius 12:43, Matius 12:43–45, Matius 12:48–50, Matius 13:1–53, Matius 13:3–9, Matius 13:10, Matius 13:11, Matius 13:11–15, Matius 13:13, Matius 13:14–15, Matius 13:16–17, Matius 13:19, Matius 13:20–21, Matius 13:22, Matius 13:23, Matthew 13:24–30, Matius 13:25, Matius 13:28–30, Matius 13:31–33, Matius 13:33, Matius 13:34–35, Matius 13:36, Matius 13:36–43, Matius 13:38, Matius 13:40–42, Matius 13:41, Matius 13:43, Matius 13:44, Matius 13:44–46, Matius 13:47–50, Matius 13:49, Matius 13:51, Matius 13:52, Matius 13:54–58, Matius 13:55–56, Matius 13:57, Matius 13:58, Matius 14:1, Matius 14:2, Matius 14:3–12, Matius 14:4, Matius 14:6, Matius 14:7, Matius 14:8, Matius 14:13–21, Matius 14:21, Matius 14:22, Matius 14:22–33, Matius 14:23, Matius 14:25, Matius 14:27, Matius 14:34–36, Matius 15:1, Matius 15:1–20, Matius 15:2, Matius 15:5, Matius 15:6, Matius 15:7, Matius 15:11, Matius 15:13, Matius 15:21–28, Matius 15:22, Matius 15:23, Matius 15:26, Matius 15:29–31, Matius 15:32–39, Matius 15:39, Matius 16:1–12, Matius 16:2–3, Matius 16:3, Matius 16:9–10, Matius 16:11–12, Matius 16:13, Matius 16:14, Matius 16:16, Matius 16:17, Matius 16:18, Matius 16:19, Matius 16:21, Matius 16:21–28, Matius 16:22, Matius 16:23, Matius 16:24, Matius 16:25, Matius 16:26, Matius 16:27, Matius 16:28, Matius 17:1, Matius 17:2, Matius 17:3, Matius 17:4, Matius 17:5, Matius 17:6–7, Matius 17:9, Matius 17:10–13, Matius 17:17, Matius 17:20, Matius 17:22, Matius 17:24, Matius 17:25–26, Matius 18:1, Matius 18:1–35, Matius 18:3, Matius 18:5, Matius 18:6, Matius 18:8–9, Matius 18:10, Matius 18:12, Matius 18:14, Matius 18:15, Matius 18:15–20, Matius 18:15–35, Matius 18:16, Matius 18:17, Matius 18:18, Matius 18:18–20, Matius18:19, Matius 18:20, Matius 18:21–35, Matius 18:22, Matius18:24, Matius 18:26, Matius 18:28, Matius 18:34, Matius 18:35, Matius 19:1–20.34, Matius 19:3, Matius 19:4–5, Matius 19:6, Matius 19:7–8, Matius 19:9, Matius 19:11, Matius 19:12, Matius 19:13, Matius 19:17, Matius 19:21–22, Matius 19:23, Matius 19:24, Matius 19:26, Matius 19:28, Matius 20:1–16, Matius 20:8, Matius 20:16, Matius 20:20–21, Matius 20:20–28, Matius 20:21, Matius 20:22, Matius 20:23, Matius 20:24, Matius 20:25–28, Matius 20:27, Matius 20:28, Matius 20:29–34, Matius 21:1, Matius 21:1–28.20, Matius 21:3, Matius 21:4–5, Matius 21:11, Matius 21:12, Matius 21:12–13, Matius 21:13, Matius 21:15, Matius 21:16, Matius 21:19, Matius 21:22, Matius 21:23, Matius 21:23–22.46, Matius 21:24, Matius 21:25, Matius 21:27, Matius 21:28–32, Matius 21:28–22.14, Matius 21:29, Matius 21:32, Matius 21:33–46, Matius 21:34–35, Matius 21:37, Matius 21:40, Matius 21:41, Matius 21:42, Matius 21:43, Matius 21:44, Matius 21:45, Matius 22:1–14, Matius 22:2, Matius 22:3–5, Matius 22:7, Matius 22:8, Matius 22:9, Matius 22:10, Matius 22:11, Matius 22:13, Matius 22:14, Matius 22:15–22, Matius 22:16, Matius 22:17, Matius 22:18, Matius 22:20, Matius 22:21, Matius 22:23, Matius 22:23–33, Matius 22:29, Matius 22:30, Matius 22:31–32, Matius 22:36, Matius 22:37, Matius 22:39, Matius 22:40, Matius 22:41–46, Matius 22:42, Matius 22:44, Matius 22:45, Matius 22:46, Matius 23:1, Matius 23:1–25.46, Matius 23:2, Matius 23:3, Matius 23:4, Matius 23:5, Matius 23:6, Matius 23:7, Matius 23:8, Matius 23:8–12, Matius 23:9, Matius 23:10, Matius 23:11–12, Matius 23:13, Matius 23:13–36, Matius 23:15, Matius 23:16–22, Matius 23:23, Matius 23:24, Matius 23:26, Matius 23:27–28, Matius 23:29, Matius 23:32, Matius 23:35, Matius 23:37, Matius 23:38, Matius 23:39, Matius 24:1, Matius 24:1–31, Matius 24:2, Matius 24:3, Matius 24:4–8, Matius 24:5, Matius 24:6, Matius 24:8, Matius 24:9, Matius 24:10, Matius 24:12, Matius 24:13, Matius 24:14, Matius 24:15, Matius 24:20, Matius 24:21, Matius 24:22, Matius 24:24, Matius 24:26, Matius 24:26–28, Matius 24:27–28, Matius 24:29, Matius 24:29–31, Matius 24:30, Matius 24:31, Matius 24:33, Matius 24:34, Matius 24:35, Matius 24:36, Matius 24:37, Matius 24:37–41, Matius 24:37–25.46, Matius 24:40–41, Matius 24:42, Matius 24:45, Matius 24:45–51, Matius 25:1, Matius 25:1–13, Matius 25:3, Matius 25:5, Matius 25:6, Matius 25:14–30, Matius 25:19, Matius 25:21, Matius 25:24, Matius 25:29, Matius 25:31, Matius 25:31–46, Matius 25:33, Matius 25:34, Matius 25:35–36, Matius 25:37, Matius 25:40, Matius 25:46, Matius 26:2, Matius 26:3, Matius 26:5, Matius 26:6, Matius 26:6–13, Matius 26:7, Matius 26:8, Matius 26:12, Matius 26:14–16, Matius 26:18, Matius 26:23, Matius 26:24, Matius 26:25, Matius 26:26, Matius 26:26–29, Matius 26:27, Matius 26:28, Matius 26:29, Matius 26:30, Matius 26:31, Matius 26:32, Matius 26:35, Matius 26:36, Matius 26:36–46, Matius 26:37, Matius 26:38, Matius 26:39, Matius 26:49, Matius 26:51, Matius 26:53, Matius 26:54, Matius 26:55, Matius 26:56, Matius 26:57–68, Matius 26:57–27.26, Matius 26:58, Matius 26:59, Matius 26:60, Matius 26:61, Matius 26:63, Matius 26:64, Matius 26:65, Matius 26:67–68, Matius 26:69–75, Matius 26:73, Matius 26:75, Matius 27:1, Matius 27:1–2, Matius 27:2, Matius 27:3, Matius 27:3–10, Matius 27:4, Matius 27:5, Matius 27:7, Matius 27:8, Matius 27:9–10, Matius 27:11, Matius 27:11–26, Matius 27:15, Matius 27:16, Matius 27:19, Matius 27:24, Matius 27:25, Matius 27:26, Matius 27:27, Matius 27:27–31, Matius 27:28–29, Matius 27:32, Matius 27:32–44, Matius 27:34, Matius 27:35, Matius 27:37, Matius 27:38, Matius 27:40, Matius 27:45, Matius 27:46, Matius 27:47, Matius 27:48, Matius 27:50, Matius 27:51, Matius 27:52–53, Matius 27:54, Matius 27:58, Matius 27:59–60, Matius 27:62–66, Matius 28:1, Matius 28:1–10, Matius 28:12, Matius 28:13, Matius 28:15, Matius 28:17, Matius 28:18, Matius 28:19, Matius 28:20</w:t>
+      </w:r>
+      <w:r/>
+    </w:p>
+    <w:p>
+      <w:r/>
+      <w:r>
+        <w:t xml:space="preserve"> </w:t>
+      </w:r>
+      <w:r/>
+      <w:r/>
+    </w:p>
+    <w:p>
+      <w:pPr>
+        <w:sectPr>
           <w:footnotePr>
             <w:numRestart w:val="eachSect"/>
           </w:footnotePr>
